--- a/docs/validation/V07_Measure_Unit_Consistency.docx
+++ b/docs/validation/V07_Measure_Unit_Consistency.docx
@@ -2221,6 +2221,141 @@
                 <w:sz w:val="19"/>
                 <w:szCs w:val="19"/>
               </w:rPr>
+              <w:t xml:space="preserve">1.7</w:t>
+            </w:r>
+          </w:p>
+        </w:tc>
+        <w:tc>
+          <w:tcPr>
+            <w:tcW w:type="dxa" w:w="1872"/>
+            <w:tcMar>
+              <w:top w:type="dxa" w:w="60"/>
+              <w:left w:type="dxa" w:w="100"/>
+              <w:bottom w:type="dxa" w:w="60"/>
+              <w:right w:type="dxa" w:w="100"/>
+            </w:tcMar>
+          </w:tcPr>
+          <w:p>
+            <w:pPr>
+              <w:spacing w:after="0" w:line="240"/>
+            </w:pPr>
+            <w:r>
+              <w:rPr>
+                <w:rFonts w:ascii="Times New Roman" w:cs="Times New Roman" w:eastAsia="Times New Roman" w:hAnsi="Times New Roman"/>
+                <w:b w:val="false"/>
+                <w:bCs w:val="false"/>
+                <w:sz w:val="19"/>
+                <w:szCs w:val="19"/>
+              </w:rPr>
+              <w:t xml:space="preserve">Real vs Nominal Retail Sales</w:t>
+            </w:r>
+          </w:p>
+        </w:tc>
+        <w:tc>
+          <w:tcPr>
+            <w:tcW w:type="dxa" w:w="3089"/>
+            <w:tcMar>
+              <w:top w:type="dxa" w:w="60"/>
+              <w:left w:type="dxa" w:w="100"/>
+              <w:bottom w:type="dxa" w:w="60"/>
+              <w:right w:type="dxa" w:w="100"/>
+            </w:tcMar>
+          </w:tcPr>
+          <w:p>
+            <w:pPr>
+              <w:spacing w:after="0" w:line="240"/>
+            </w:pPr>
+            <w:r>
+              <w:rPr>
+                <w:rFonts w:ascii="Times New Roman" w:cs="Times New Roman" w:eastAsia="Times New Roman" w:hAnsi="Times New Roman"/>
+                <w:b w:val="false"/>
+                <w:bCs w:val="false"/>
+                <w:sz w:val="19"/>
+                <w:szCs w:val="19"/>
+              </w:rPr>
+              <w:t xml:space="preserve">Sector Sales and Real Sector Sales (both dollars)</w:t>
+            </w:r>
+          </w:p>
+        </w:tc>
+        <w:tc>
+          <w:tcPr>
+            <w:tcW w:type="dxa" w:w="2808"/>
+            <w:tcMar>
+              <w:top w:type="dxa" w:w="60"/>
+              <w:left w:type="dxa" w:w="100"/>
+              <w:bottom w:type="dxa" w:w="60"/>
+              <w:right w:type="dxa" w:w="100"/>
+            </w:tcMar>
+          </w:tcPr>
+          <w:p>
+            <w:pPr>
+              <w:spacing w:after="0" w:line="240"/>
+            </w:pPr>
+            <w:r>
+              <w:rPr>
+                <w:rFonts w:ascii="Times New Roman" w:cs="Times New Roman" w:eastAsia="Times New Roman" w:hAnsi="Times New Roman"/>
+                <w:b w:val="false"/>
+                <w:bCs w:val="false"/>
+                <w:sz w:val="19"/>
+                <w:szCs w:val="19"/>
+              </w:rPr>
+              <w:t xml:space="preserve">Both in dollars — one axis is correct</w:t>
+            </w:r>
+          </w:p>
+        </w:tc>
+        <w:tc>
+          <w:tcPr>
+            <w:tcW w:type="dxa" w:w="749"/>
+            <w:tcMar>
+              <w:top w:type="dxa" w:w="60"/>
+              <w:left w:type="dxa" w:w="100"/>
+              <w:bottom w:type="dxa" w:w="60"/>
+              <w:right w:type="dxa" w:w="100"/>
+            </w:tcMar>
+          </w:tcPr>
+          <w:p>
+            <w:pPr>
+              <w:spacing w:after="0" w:line="240"/>
+            </w:pPr>
+            <w:r>
+              <w:rPr>
+                <w:rFonts w:ascii="Times New Roman" w:cs="Times New Roman" w:eastAsia="Times New Roman" w:hAnsi="Times New Roman"/>
+                <w:b w:val="false"/>
+                <w:bCs w:val="false"/>
+                <w:sz w:val="19"/>
+                <w:szCs w:val="19"/>
+              </w:rPr>
+              <w:t xml:space="preserve"/>
+            </w:r>
+          </w:p>
+        </w:tc>
+      </w:tr>
+      <w:tr>
+        <w:trPr>
+          <w:cantSplit/>
+        </w:trPr>
+        <w:tc>
+          <w:tcPr>
+            <w:tcW w:type="dxa" w:w="842"/>
+            <w:tcMar>
+              <w:top w:type="dxa" w:w="60"/>
+              <w:left w:type="dxa" w:w="100"/>
+              <w:bottom w:type="dxa" w:w="60"/>
+              <w:right w:type="dxa" w:w="100"/>
+            </w:tcMar>
+          </w:tcPr>
+          <w:p>
+            <w:pPr>
+              <w:spacing w:after="0" w:line="240"/>
+            </w:pPr>
+            <w:r>
+              <w:rPr>
+                <w:rFonts w:ascii="Times New Roman" w:cs="Times New Roman" w:eastAsia="Times New Roman" w:hAnsi="Times New Roman"/>
+                <w:b w:val="false"/>
+                <w:bCs w:val="false"/>
+                <w:sz w:val="19"/>
+                <w:szCs w:val="19"/>
+              </w:rPr>
               <w:t xml:space="preserve">3.5</w:t>
             </w:r>
           </w:p>
@@ -2300,6 +2435,141 @@
                 <w:szCs w:val="19"/>
               </w:rPr>
               <w:t xml:space="preserve">Both percentages — one axis is correct</w:t>
+            </w:r>
+          </w:p>
+        </w:tc>
+        <w:tc>
+          <w:tcPr>
+            <w:tcW w:type="dxa" w:w="749"/>
+            <w:tcMar>
+              <w:top w:type="dxa" w:w="60"/>
+              <w:left w:type="dxa" w:w="100"/>
+              <w:bottom w:type="dxa" w:w="60"/>
+              <w:right w:type="dxa" w:w="100"/>
+            </w:tcMar>
+          </w:tcPr>
+          <w:p>
+            <w:pPr>
+              <w:spacing w:after="0" w:line="240"/>
+            </w:pPr>
+            <w:r>
+              <w:rPr>
+                <w:rFonts w:ascii="Times New Roman" w:cs="Times New Roman" w:eastAsia="Times New Roman" w:hAnsi="Times New Roman"/>
+                <w:b w:val="false"/>
+                <w:bCs w:val="false"/>
+                <w:sz w:val="19"/>
+                <w:szCs w:val="19"/>
+              </w:rPr>
+              <w:t xml:space="preserve"/>
+            </w:r>
+          </w:p>
+        </w:tc>
+      </w:tr>
+      <w:tr>
+        <w:trPr>
+          <w:cantSplit/>
+        </w:trPr>
+        <w:tc>
+          <w:tcPr>
+            <w:tcW w:type="dxa" w:w="842"/>
+            <w:tcMar>
+              <w:top w:type="dxa" w:w="60"/>
+              <w:left w:type="dxa" w:w="100"/>
+              <w:bottom w:type="dxa" w:w="60"/>
+              <w:right w:type="dxa" w:w="100"/>
+            </w:tcMar>
+          </w:tcPr>
+          <w:p>
+            <w:pPr>
+              <w:spacing w:after="0" w:line="240"/>
+            </w:pPr>
+            <w:r>
+              <w:rPr>
+                <w:rFonts w:ascii="Times New Roman" w:cs="Times New Roman" w:eastAsia="Times New Roman" w:hAnsi="Times New Roman"/>
+                <w:b w:val="false"/>
+                <w:bCs w:val="false"/>
+                <w:sz w:val="19"/>
+                <w:szCs w:val="19"/>
+              </w:rPr>
+              <w:t xml:space="preserve">3.9</w:t>
+            </w:r>
+          </w:p>
+        </w:tc>
+        <w:tc>
+          <w:tcPr>
+            <w:tcW w:type="dxa" w:w="1872"/>
+            <w:tcMar>
+              <w:top w:type="dxa" w:w="60"/>
+              <w:left w:type="dxa" w:w="100"/>
+              <w:bottom w:type="dxa" w:w="60"/>
+              <w:right w:type="dxa" w:w="100"/>
+            </w:tcMar>
+          </w:tcPr>
+          <w:p>
+            <w:pPr>
+              <w:spacing w:after="0" w:line="240"/>
+            </w:pPr>
+            <w:r>
+              <w:rPr>
+                <w:rFonts w:ascii="Times New Roman" w:cs="Times New Roman" w:eastAsia="Times New Roman" w:hAnsi="Times New Roman"/>
+                <w:b w:val="false"/>
+                <w:bCs w:val="false"/>
+                <w:sz w:val="19"/>
+                <w:szCs w:val="19"/>
+              </w:rPr>
+              <w:t xml:space="preserve">Channel split</w:t>
+            </w:r>
+          </w:p>
+        </w:tc>
+        <w:tc>
+          <w:tcPr>
+            <w:tcW w:type="dxa" w:w="3089"/>
+            <w:tcMar>
+              <w:top w:type="dxa" w:w="60"/>
+              <w:left w:type="dxa" w:w="100"/>
+              <w:bottom w:type="dxa" w:w="60"/>
+              <w:right w:type="dxa" w:w="100"/>
+            </w:tcMar>
+          </w:tcPr>
+          <w:p>
+            <w:pPr>
+              <w:spacing w:after="0" w:line="240"/>
+            </w:pPr>
+            <w:r>
+              <w:rPr>
+                <w:rFonts w:ascii="Times New Roman" w:cs="Times New Roman" w:eastAsia="Times New Roman" w:hAnsi="Times New Roman"/>
+                <w:b w:val="false"/>
+                <w:bCs w:val="false"/>
+                <w:sz w:val="19"/>
+                <w:szCs w:val="19"/>
+              </w:rPr>
+              <w:t xml:space="preserve">Off-Premise Cases and On-Premise Cases (both cases)</w:t>
+            </w:r>
+          </w:p>
+        </w:tc>
+        <w:tc>
+          <w:tcPr>
+            <w:tcW w:type="dxa" w:w="2808"/>
+            <w:tcMar>
+              <w:top w:type="dxa" w:w="60"/>
+              <w:left w:type="dxa" w:w="100"/>
+              <w:bottom w:type="dxa" w:w="60"/>
+              <w:right w:type="dxa" w:w="100"/>
+            </w:tcMar>
+          </w:tcPr>
+          <w:p>
+            <w:pPr>
+              <w:spacing w:after="0" w:line="240"/>
+            </w:pPr>
+            <w:r>
+              <w:rPr>
+                <w:rFonts w:ascii="Times New Roman" w:cs="Times New Roman" w:eastAsia="Times New Roman" w:hAnsi="Times New Roman"/>
+                <w:b w:val="false"/>
+                <w:bCs w:val="false"/>
+                <w:sz w:val="19"/>
+                <w:szCs w:val="19"/>
+              </w:rPr>
+              <w:t xml:space="preserve">Both in cases — one axis is correct</w:t>
             </w:r>
           </w:p>
         </w:tc>
@@ -4158,7 +4428,7 @@
           <w:sz w:val="21"/>
           <w:szCs w:val="21"/>
         </w:rPr>
-        <w:t xml:space="preserve">Record the check at each report’s report pass for that report’s visuals. The check is complete when all fourteen rows are Pass.</w:t>
+        <w:t xml:space="preserve">Record the check at each report’s report pass for that report’s visuals. The check is complete when all sixteen rows are Pass.</w:t>
       </w:r>
     </w:p>
     <w:p>
@@ -4624,7 +4894,7 @@
                 <w:sz w:val="19"/>
                 <w:szCs w:val="19"/>
               </w:rPr>
-              <w:t xml:space="preserve">All 14 multi-measure visuals checked (1.5, 1.6, 3.5, 3.12, 4.5, 4.7, 4.8, 5.7, 6.6, 7.5, 7.7, 8.6, 9.6, 10.5) — secondary axis on for 1.6, 4.5, 5.7, 7.5, 7.7, 9.6</w:t>
+              <w:t xml:space="preserve">All 16 multi-measure visuals checked (1.5, 1.6, 1.7, 3.5, 3.9, 3.12, 4.5, 4.7, 4.8, 5.7, 6.6, 7.5, 7.7, 8.6, 9.6, 10.5) — secondary axis on for 1.6, 4.5, 5.7, 7.5, 7.7, 9.6</w:t>
             </w:r>
           </w:p>
         </w:tc>
@@ -4681,7 +4951,7 @@
                 <w:sz w:val="19"/>
                 <w:szCs w:val="19"/>
               </w:rPr>
-              <w:t xml:space="preserve">R1 only so far: 1.5, 1.6, 3.5, 3.12 Pass — R2 and R3 not yet built</w:t>
+              <w:t xml:space="preserve">R1 only so far: 1.5, 1.6, 1.7, 3.5, 3.9, 3.12 Pass — R2 and R3 not yet built</w:t>
             </w:r>
           </w:p>
         </w:tc>
@@ -4877,7 +5147,7 @@
                 <w:sz w:val="19"/>
                 <w:szCs w:val="19"/>
               </w:rPr>
-              <w:t xml:space="preserve">G7.02, G7.06, G7.07, G7.10, G7.12</w:t>
+              <w:t xml:space="preserve">G7.02, G7.04, G7.06, G7.07, G7.08, G7.10, G7.11, G7.12, G7.13</w:t>
             </w:r>
           </w:p>
         </w:tc>
